--- a/water-erp/apps/api/模板文件/竞价采购文件模板.docx
+++ b/water-erp/apps/api/模板文件/竞价采购文件模板.docx
@@ -4712,7 +4712,7 @@
           <w:szCs w:val="24"/>
           <w:lang w:val="zh-CN" w:eastAsia="zh-CN"/>
         </w:rPr>
-        <w:t>响应文件提交截止时间、开标时间：</w:t>
+        <w:t>开标时间：</w:t>
       </w:r>
       <w:r>
         <w:rPr>
@@ -4734,7 +4734,7 @@
           <w:szCs w:val="24"/>
           <w:lang w:val="zh-CN" w:eastAsia="zh-CN"/>
         </w:rPr>
-        <w:t>响应文件提交时间</w:t>
+        <w:t>开标时间</w:t>
       </w:r>
       <w:r>
         <w:rPr>
